--- a/web-app/files/docx_templates/APUPZDCC2.00313-02-15 - Aneks do Umowy o przyjm zapł (wprow DCC)_TEMPLATE.docx
+++ b/web-app/files/docx_templates/APUPZDCC2.00313-02-15 - Aneks do Umowy o przyjm zapł (wprow DCC)_TEMPLATE.docx
@@ -37,7 +37,7 @@
           <w:sz w:val="20"/>
           <w:szCs w:val="20"/>
         </w:rPr>
-        <w:instrText xml:space="preserve"> MERGEFIELD $d.DataPodpisaniaAneksu \* MERGEFORMAT </w:instrText>
+        <w:instrText xml:space="preserve"> MERGEFIELD  $d.dataPodpisaniaAneksuPOZ  \* MERGEFORMAT </w:instrText>
       </w:r>
       <w:r>
         <w:rPr>
@@ -56,7 +56,7 @@
           <w:sz w:val="20"/>
           <w:szCs w:val="20"/>
         </w:rPr>
-        <w:t>«$d.DataPodpisaniaAneksu»</w:t>
+        <w:t>«$d.dataPodpisaniaAneksuPOZ»</w:t>
       </w:r>
       <w:r>
         <w:rPr>
@@ -3817,7 +3817,6 @@
           <w:tcPr>
             <w:tcW w:w="1024" w:type="dxa"/>
           </w:tcPr>
-          <w:bookmarkStart w:id="4" w:name="_GoBack"/>
           <w:p>
             <w:pPr>
               <w:suppressAutoHyphens/>
@@ -4094,7 +4093,6 @@
           </w:p>
         </w:tc>
       </w:tr>
-      <w:bookmarkEnd w:id="4"/>
     </w:tbl>
     <w:p>
       <w:pPr>
@@ -4149,9 +4147,9 @@
       </w:tblPr>
       <w:tblGrid>
         <w:gridCol w:w="1368"/>
-        <w:gridCol w:w="2635"/>
-        <w:gridCol w:w="2292"/>
-        <w:gridCol w:w="2447"/>
+        <w:gridCol w:w="2901"/>
+        <w:gridCol w:w="2403"/>
+        <w:gridCol w:w="2403"/>
       </w:tblGrid>
       <w:tr>
         <w:trPr>
@@ -4420,7 +4418,7 @@
                 <w:szCs w:val="16"/>
                 <w:lang w:val="en-US"/>
               </w:rPr>
-              <w:instrText xml:space="preserve"> MERGEFIELD  "#if($zestawyPOM.size()&gt;$i &amp;&amp; $d.ObslugaTransakcji == 3)$zestawyPOM[$i].PelnaNazwaPunktu #else . #end"  \* MERGEFORMAT </w:instrText>
+              <w:instrText xml:space="preserve"> MERGEFIELD  "#if($dccZestawyPOM.size()&gt;$i &amp;&amp; $d.ObslugaTransakcji == 3)$dccZestawyPOM[$i].PelnaNazwaPunktu #else . #end"  \* MERGEFORMAT </w:instrText>
             </w:r>
             <w:r>
               <w:rPr>
@@ -4439,7 +4437,7 @@
                 <w:szCs w:val="16"/>
                 <w:lang w:val="en-US"/>
               </w:rPr>
-              <w:t>«#if($zestawyPOM.size()&gt;$i &amp;&amp; $d.ObslugaT»</w:t>
+              <w:t>«#if($dccZestawyPOM.size()&gt;$i &amp;&amp; $d.Obslu»</w:t>
             </w:r>
             <w:r>
               <w:rPr>
@@ -4526,7 +4524,7 @@
                 <w:sz w:val="16"/>
                 <w:szCs w:val="16"/>
               </w:rPr>
-              <w:instrText xml:space="preserve"> MERGEFIELD  "#if($zestawyPOM.size()&gt;$i &amp;&amp; $d.ObslugaTransakcji == 3)$zestawyPOM[$i].UlicaINumerDomu / $zestawyPOM[$i].Miejscowosc / $zestawyPOM[$i].KodPocztowy#else #end"  \* MERGEFORMAT </w:instrText>
+              <w:instrText xml:space="preserve"> MERGEFIELD  "#if($dccZestawyPOM.size()&gt;$i &amp;&amp; $d.ObslugaTransakcji == 3)$dccZestawyPOM[$i].UlicaINumerDomu / $dccZestawyPOM[$i].Miejscowosc / $dccZestawyPOM[$i].KodPocztowy#else #end"  \* MERGEFORMAT </w:instrText>
             </w:r>
             <w:r>
               <w:rPr>
@@ -4543,7 +4541,7 @@
                 <w:sz w:val="16"/>
                 <w:szCs w:val="16"/>
               </w:rPr>
-              <w:t>«#if($zestawyPOM.size()&gt;$i &amp;&amp; $d.ObslugaT»</w:t>
+              <w:t>«#if($dccZestawyPOM.size()&gt;$i &amp;&amp; $d.Obslu»</w:t>
             </w:r>
             <w:r>
               <w:rPr>
@@ -4583,7 +4581,7 @@
                 <w:sz w:val="16"/>
                 <w:szCs w:val="16"/>
               </w:rPr>
-              <w:instrText xml:space="preserve"> MERGEFIELD  "#if($zestawyPOM.size()&gt;$i &amp;&amp; $d.ObslugaTransakcji == 3)$zestawyPOM[$i].LiczbaZestawowZUslugaDCC#else #end"  \* MERGEFORMAT </w:instrText>
+              <w:instrText xml:space="preserve"> MERGEFIELD  "#if($dccZestawyPOM.size()&gt;$i &amp;&amp; $d.ObslugaTransakcji == 3)$dccZestawyPOM[$i].LiczbaZestawowZUslugaDCC#else #end"  \* MERGEFORMAT </w:instrText>
             </w:r>
             <w:r>
               <w:rPr>
@@ -4600,7 +4598,7 @@
                 <w:sz w:val="16"/>
                 <w:szCs w:val="16"/>
               </w:rPr>
-              <w:t>«#if($zestawyPOM.size()&gt;$i &amp;&amp; $d.ObslugaT»</w:t>
+              <w:t>«#if($dccZestawyPOM.size()&gt;$i &amp;&amp; $d.Obslu»</w:t>
             </w:r>
             <w:r>
               <w:rPr>
@@ -4610,6 +4608,8 @@
               </w:rPr>
               <w:fldChar w:fldCharType="end"/>
             </w:r>
+            <w:bookmarkStart w:id="4" w:name="_GoBack"/>
+            <w:bookmarkEnd w:id="4"/>
           </w:p>
         </w:tc>
       </w:tr>
@@ -4841,7 +4841,7 @@
         <w:sz w:val="18"/>
         <w:szCs w:val="18"/>
       </w:rPr>
-      <w:t>2</w:t>
+      <w:t>3</w:t>
     </w:r>
     <w:r>
       <w:rPr>
@@ -5016,7 +5016,7 @@
           <v:imagedata r:id="rId2" o:title=""/>
           <w10:wrap type="topAndBottom"/>
         </v:shape>
-        <o:OLEObject Type="Embed" ProgID="MSPhotoEd.3" ShapeID="_x0000_s2049" DrawAspect="Content" ObjectID="_1436874086" r:id="rId3"/>
+        <o:OLEObject Type="Embed" ProgID="MSPhotoEd.3" ShapeID="_x0000_s2049" DrawAspect="Content" ObjectID="_1437818883" r:id="rId3"/>
       </w:pict>
     </w:r>
   </w:p>
